--- a/Proyecto Final Curso 2025.docx
+++ b/Proyecto Final Curso 2025.docx
@@ -2526,6 +2526,13 @@
         <w:t>seq</w:t>
       </w:r>
       <w:proofErr w:type="spellEnd"/>
+      <w:r>
+        <w:rPr>
+          <w:bCs/>
+          <w:lang w:val="es-ES"/>
+        </w:rPr>
+        <w:tab/>
+      </w:r>
     </w:p>
     <w:p>
       <w:pPr>

--- a/Proyecto Final Curso 2025.docx
+++ b/Proyecto Final Curso 2025.docx
@@ -628,32 +628,16 @@
                               </w:rPr>
                               <w:t xml:space="preserve">Tabla </w:t>
                             </w:r>
-                            <w:r>
-                              <w:fldChar w:fldCharType="begin"/>
-                            </w:r>
-                            <w:r>
-                              <w:instrText xml:space="preserve"> SEQ Tabla \* ARABIC </w:instrText>
-                            </w:r>
-                            <w:r>
-                              <w:fldChar w:fldCharType="separate"/>
-                            </w:r>
-                            <w:r>
-                              <w:t>1</w:t>
-                            </w:r>
-                            <w:r>
-                              <w:fldChar w:fldCharType="end"/>
-                            </w:r>
+                            <w:fldSimple w:instr=" SEQ Tabla \* ARABIC ">
+                              <w:r>
+                                <w:t>1</w:t>
+                              </w:r>
+                            </w:fldSimple>
                             <w:r>
                               <w:rPr>
                                 <w:lang w:val="es-ES"/>
                               </w:rPr>
-                              <w:t xml:space="preserve">: Evolución de la fiebre de </w:t>
-                            </w:r>
-                            <w:r>
-                              <w:rPr>
-                                <w:lang w:val="es-ES"/>
-                              </w:rPr>
-                              <w:t>Norlisk durante las primeras 3 semanas</w:t>
+                              <w:t>: Evolución de la fiebre de Norlisk durante las primeras 3 semanas</w:t>
                             </w:r>
                           </w:p>
                         </w:txbxContent>
@@ -689,32 +673,16 @@
                         </w:rPr>
                         <w:t xml:space="preserve">Tabla </w:t>
                       </w:r>
-                      <w:r>
-                        <w:fldChar w:fldCharType="begin"/>
-                      </w:r>
-                      <w:r>
-                        <w:instrText xml:space="preserve"> SEQ Tabla \* ARABIC </w:instrText>
-                      </w:r>
-                      <w:r>
-                        <w:fldChar w:fldCharType="separate"/>
-                      </w:r>
-                      <w:r>
-                        <w:t>1</w:t>
-                      </w:r>
-                      <w:r>
-                        <w:fldChar w:fldCharType="end"/>
-                      </w:r>
+                      <w:fldSimple w:instr=" SEQ Tabla \* ARABIC ">
+                        <w:r>
+                          <w:t>1</w:t>
+                        </w:r>
+                      </w:fldSimple>
                       <w:r>
                         <w:rPr>
                           <w:lang w:val="es-ES"/>
                         </w:rPr>
-                        <w:t xml:space="preserve">: Evolución de la fiebre de </w:t>
-                      </w:r>
-                      <w:r>
-                        <w:rPr>
-                          <w:lang w:val="es-ES"/>
-                        </w:rPr>
-                        <w:t>Norlisk durante las primeras 3 semanas</w:t>
+                        <w:t>: Evolución de la fiebre de Norlisk durante las primeras 3 semanas</w:t>
                       </w:r>
                     </w:p>
                   </w:txbxContent>
@@ -2687,42 +2655,6 @@
           <w:lang w:val="es-ES"/>
         </w:rPr>
         <w:t>A partir de la anotación del genoma, determinar cuáles son los potenciales blancos terapéuticos, realizando una anotación completa de cada uno de estos. Se deberán identificar al menos dos blancos por grupo.</w:t>
-      </w:r>
-      <w:r>
-        <w:rPr>
-          <w:lang w:val="es-ES"/>
-        </w:rPr>
-        <w:t xml:space="preserve"> </w:t>
-      </w:r>
-      <w:r>
-        <w:rPr>
-          <w:color w:val="FF0000"/>
-          <w:lang w:val="es-ES"/>
-        </w:rPr>
-        <w:t>(aquí usar péptidos antimicrobianos + antibióticos)</w:t>
-      </w:r>
-      <w:r>
-        <w:rPr>
-          <w:color w:val="FF0000"/>
-          <w:lang w:val="es-ES"/>
-        </w:rPr>
-        <w:t xml:space="preserve"> (Anticuerpos</w:t>
-      </w:r>
-      <w:proofErr w:type="gramStart"/>
-      <w:r>
-        <w:rPr>
-          <w:color w:val="FF0000"/>
-          <w:lang w:val="es-ES"/>
-        </w:rPr>
-        <w:t>?)(</w:t>
-      </w:r>
-      <w:proofErr w:type="gramEnd"/>
-      <w:r>
-        <w:rPr>
-          <w:color w:val="FF0000"/>
-          <w:lang w:val="es-ES"/>
-        </w:rPr>
-        <w:t>Antibióticos)(Antivirales)(Vacunas)</w:t>
       </w:r>
     </w:p>
     <w:p>
